--- a/AGMA2101E25Calc/AGMA2101-E25_Implementation_Findings.docx
+++ b/AGMA2101E25Calc/AGMA2101-E25_Implementation_Findings.docx
@@ -110,7 +110,7 @@
         <w:spacing w:after="140"/>
       </w:pPr>
       <w:r>
-        <w:t xml:space="preserve">Scope, as agreed before implementation: the service factor method (clause 7.1) and the safety factor method (clause 7.2) for external spur and helical gear pairs, with every influence factor they use. Validation: all 43 values the Annex B illustrative example publishes for these two methods are reproduced (43/43 pass), and the AGMA 908 analytical I and J factors reproduce 24 of 24 transcribed points of the 908 geometry factor tables (section 7).</w:t>
+        <w:t xml:space="preserve">Scope, as agreed before implementation: the service factor method (clause 7.1) and the safety factor method (clause 7.2) for external spur and helical gear pairs, with every influence factor they use. Validation: all 44 values the Annex B illustrative example publishes for these two methods are reproduced (44/44 pass), and the AGMA 908 analytical I and J factors reproduce 24 of 24 transcribed points of the 908 geometry factor tables (section 7).</w:t>
       </w:r>
     </w:p>
     <w:p>
@@ -2079,6 +2079,23 @@
     </w:p>
     <w:p>
       <w:pPr>
+        <w:pStyle w:val="Heading2"/>
+        <w:spacing w:after="120" w:before="260"/>
+      </w:pPr>
+      <w:r>
+        <w:t xml:space="preserve">5.13 Load for the required safety factors (added 2026-10-16)</w:t>
+      </w:r>
+    </w:p>
+    <w:p>
+      <w:pPr>
+        <w:spacing w:after="140"/>
+      </w:pPr>
+      <w:r>
+        <w:t xml:space="preserve">At user request the calculator also gives the load a gear set can transmit for required safety factors: the input 'Rating goal' is CheckTransmittedLoad (the safety and service factors of the load given, as before) or RatedLoadForRequiredSafetyFactors, and 'Load as' chooses whether that load is given as a power or as a pinion torque (the other is reported too). At a given pinion speed and life no factor of the rating depends on the load (K_V on the pitch line velocity, K_H method B on the geometry and mounting, Z_N and Y_N on the number of cycles, the geometry factors on the geometry), while sigma_H grows with the square root of the load and sigma_F with the load. Setting S_H = S_Hmin and S_F = S_Fmin therefore gives, for each member, P_H = P_azu / (K_O (S_Hmin Y_Z)^2) and P_F = P_ayu / (K_O S_Fmin Y_Z) in closed form from the allowable powers of 7.1, and the load for the required safety factors is the smallest of the four, T = 30000 P / (pi n1). The report shows the four powers, the governing member and mode, and the load; in the rated goal the whole rating is then made at that load (its powers are taken from a first pass at 1 kW, which they do not depend on), so the governing safety factor equals the one required. The section is in the report in both goals. The load holds only for the speed, life and K_O given, and the yield check under peak loads (clause 19) is still not made.</w:t>
+      </w:r>
+    </w:p>
+    <w:p>
+      <w:pPr>
         <w:pStyle w:val="Heading1"/>
         <w:spacing w:after="160" w:before="360"/>
       </w:pPr>
@@ -2187,7 +2204,7 @@
         <w:spacing w:after="140"/>
       </w:pPr>
       <w:r>
-        <w:t xml:space="preserve">Annex B (B.1) is reproduced from its own input data with Z_I = 0.231, Y_J = 0.505 / 0.521 and Z_E = 190 as given. All 43 published values of the service and safety factor methods pass (43/43). The tolerance is 1e-6 relative with an absolute floor of half a unit in the sixth printed decimal, widened only where the standard's own arithmetic carries rounded intermediates (noted).</w:t>
+        <w:t xml:space="preserve">Annex B (B.1) is reproduced from its own input data with Z_I = 0.231, Y_J = 0.505 / 0.521 and Z_E = 190 as given. All 44 published values of the service and safety factor methods pass (44/44). The tolerance is 1e-6 relative with an absolute floor of half a unit in the sixth printed decimal, widened only where the standard's own arithmetic carries rounded intermediates (noted).</w:t>
       </w:r>
     </w:p>
     <w:tbl>
@@ -9296,6 +9313,167 @@
                 <w:szCs w:val="18"/>
               </w:rPr>
               <w:t xml:space="preserve"/>
+            </w:r>
+          </w:p>
+        </w:tc>
+      </w:tr>
+      <w:tr>
+        <w:trPr>
+          <w:cantSplit/>
+        </w:trPr>
+        <w:tc>
+          <w:tcPr>
+            <w:tcW w:type="dxa" w:w="1150"/>
+            <w:tcMar>
+              <w:top w:type="dxa" w:w="60"/>
+              <w:left w:type="dxa" w:w="100"/>
+              <w:bottom w:type="dxa" w:w="60"/>
+              <w:right w:type="dxa" w:w="100"/>
+            </w:tcMar>
+          </w:tcPr>
+          <w:p>
+            <w:pPr>
+              <w:spacing w:after="0"/>
+              <w:jc w:val="left"/>
+            </w:pPr>
+            <w:r>
+              <w:rPr>
+                <w:b w:val="false"/>
+                <w:bCs w:val="false"/>
+                <w:sz w:val="18"/>
+                <w:szCs w:val="18"/>
+              </w:rPr>
+              <w:t xml:space="preserve">P_SF</w:t>
+            </w:r>
+          </w:p>
+        </w:tc>
+        <w:tc>
+          <w:tcPr>
+            <w:tcW w:type="dxa" w:w="1600"/>
+            <w:tcMar>
+              <w:top w:type="dxa" w:w="60"/>
+              <w:left w:type="dxa" w:w="100"/>
+              <w:bottom w:type="dxa" w:w="60"/>
+              <w:right w:type="dxa" w:w="100"/>
+            </w:tcMar>
+          </w:tcPr>
+          <w:p>
+            <w:pPr>
+              <w:spacing w:after="0"/>
+              <w:jc w:val="left"/>
+            </w:pPr>
+            <w:r>
+              <w:rPr>
+                <w:b w:val="false"/>
+                <w:bCs w:val="false"/>
+                <w:sz w:val="18"/>
+                <w:szCs w:val="18"/>
+              </w:rPr>
+              <w:t xml:space="preserve">281.736437</w:t>
+            </w:r>
+          </w:p>
+        </w:tc>
+        <w:tc>
+          <w:tcPr>
+            <w:tcW w:type="dxa" w:w="1600"/>
+            <w:tcMar>
+              <w:top w:type="dxa" w:w="60"/>
+              <w:left w:type="dxa" w:w="100"/>
+              <w:bottom w:type="dxa" w:w="60"/>
+              <w:right w:type="dxa" w:w="100"/>
+            </w:tcMar>
+          </w:tcPr>
+          <w:p>
+            <w:pPr>
+              <w:spacing w:after="0"/>
+              <w:jc w:val="left"/>
+            </w:pPr>
+            <w:r>
+              <w:rPr>
+                <w:b w:val="false"/>
+                <w:bCs w:val="false"/>
+                <w:sz w:val="18"/>
+                <w:szCs w:val="18"/>
+              </w:rPr>
+              <w:t xml:space="preserve">281.736399</w:t>
+            </w:r>
+          </w:p>
+        </w:tc>
+        <w:tc>
+          <w:tcPr>
+            <w:tcW w:type="dxa" w:w="1000"/>
+            <w:tcMar>
+              <w:top w:type="dxa" w:w="60"/>
+              <w:left w:type="dxa" w:w="100"/>
+              <w:bottom w:type="dxa" w:w="60"/>
+              <w:right w:type="dxa" w:w="100"/>
+            </w:tcMar>
+          </w:tcPr>
+          <w:p>
+            <w:pPr>
+              <w:spacing w:after="0"/>
+              <w:jc w:val="left"/>
+            </w:pPr>
+            <w:r>
+              <w:rPr>
+                <w:b w:val="false"/>
+                <w:bCs w:val="false"/>
+                <w:sz w:val="18"/>
+                <w:szCs w:val="18"/>
+              </w:rPr>
+              <w:t xml:space="preserve">-0.0000</w:t>
+            </w:r>
+          </w:p>
+        </w:tc>
+        <w:tc>
+          <w:tcPr>
+            <w:tcW w:type="dxa" w:w="700"/>
+            <w:tcMar>
+              <w:top w:type="dxa" w:w="60"/>
+              <w:left w:type="dxa" w:w="100"/>
+              <w:bottom w:type="dxa" w:w="60"/>
+              <w:right w:type="dxa" w:w="100"/>
+            </w:tcMar>
+          </w:tcPr>
+          <w:p>
+            <w:pPr>
+              <w:spacing w:after="0"/>
+              <w:jc w:val="left"/>
+            </w:pPr>
+            <w:r>
+              <w:rPr>
+                <w:b w:val="false"/>
+                <w:bCs w:val="false"/>
+                <w:sz w:val="18"/>
+                <w:szCs w:val="18"/>
+              </w:rPr>
+              <w:t xml:space="preserve">PASS</w:t>
+            </w:r>
+          </w:p>
+        </w:tc>
+        <w:tc>
+          <w:tcPr>
+            <w:tcW w:type="dxa" w:w="3310"/>
+            <w:tcMar>
+              <w:top w:type="dxa" w:w="60"/>
+              <w:left w:type="dxa" w:w="100"/>
+              <w:bottom w:type="dxa" w:w="60"/>
+              <w:right w:type="dxa" w:w="100"/>
+            </w:tcMar>
+          </w:tcPr>
+          <w:p>
+            <w:pPr>
+              <w:spacing w:after="0"/>
+              <w:jc w:val="left"/>
+            </w:pPr>
+            <w:r>
+              <w:rPr>
+                <w:b w:val="false"/>
+                <w:bCs w:val="false"/>
+                <w:sz w:val="18"/>
+                <w:szCs w:val="18"/>
+              </w:rPr>
+              <w:t xml:space="preserve">SHmin = SFmin = 1, KO = YZ = 1: min(P_azu, P_ayu) of B.1</w:t>
             </w:r>
           </w:p>
         </w:tc>
@@ -14063,7 +14241,729 @@
         <w:spacing w:after="120" w:before="260"/>
       </w:pPr>
       <w:r>
-        <w:t xml:space="preserve">7.4 Paths without published reference values</w:t>
+        <w:t xml:space="preserve">7.4 Load for the required safety factors</w:t>
+      </w:r>
+    </w:p>
+    <w:p>
+      <w:pPr>
+        <w:spacing w:after="140"/>
+      </w:pPr>
+      <w:r>
+        <w:t xml:space="preserve">Annex B gives four reference points for the inverse rating: with S_Hmin = S_Fmin = 1 (K_O = Y_Z = 1) the power is min(P_azu, P_ayu) = 281.736437 kW; with S_Hmin = S_H1 of B.1 (1.114417) the pinion's macropitting gives back B.1's own power, 226.854406 kW, and as a pinion torque its own input torque, 1494 Nm; with S_Fmin = S_F1 of B.1 (1.38095) its bending gives the same power. The residual differences come from the six printed digits of S_H1 and S_F1. On every built-in example rated for S_H = 1.3, S_F = 1.6, the rating at the load found has its governing safety factor equal to the one required to 1e-9.</w:t>
+      </w:r>
+    </w:p>
+    <w:tbl>
+      <w:tblPr>
+        <w:tblW w:type="dxa" w:w="9000"/>
+        <w:tblBorders>
+          <w:top w:val="single" w:color="auto" w:sz="4"/>
+          <w:left w:val="single" w:color="auto" w:sz="4"/>
+          <w:bottom w:val="single" w:color="auto" w:sz="4"/>
+          <w:right w:val="single" w:color="auto" w:sz="4"/>
+          <w:insideH w:val="single" w:color="auto" w:sz="4"/>
+          <w:insideV w:val="single" w:color="auto" w:sz="4"/>
+        </w:tblBorders>
+      </w:tblPr>
+      <w:tblGrid>
+        <w:gridCol w:w="3500"/>
+        <w:gridCol w:w="1500"/>
+        <w:gridCol w:w="1500"/>
+        <w:gridCol w:w="1500"/>
+        <w:gridCol w:w="1000"/>
+      </w:tblGrid>
+      <w:tr>
+        <w:trPr>
+          <w:tblHeader/>
+        </w:trPr>
+        <w:tc>
+          <w:tcPr>
+            <w:tcW w:type="dxa" w:w="3500"/>
+            <w:shd w:fill="DCE6F2" w:val="clear"/>
+            <w:tcMar>
+              <w:top w:type="dxa" w:w="60"/>
+              <w:left w:type="dxa" w:w="100"/>
+              <w:bottom w:type="dxa" w:w="60"/>
+              <w:right w:type="dxa" w:w="100"/>
+            </w:tcMar>
+          </w:tcPr>
+          <w:p>
+            <w:pPr>
+              <w:spacing w:after="0"/>
+              <w:jc w:val="left"/>
+            </w:pPr>
+            <w:r>
+              <w:rPr>
+                <w:b/>
+                <w:bCs/>
+                <w:sz w:val="18"/>
+                <w:szCs w:val="18"/>
+              </w:rPr>
+              <w:t xml:space="preserve">Case</w:t>
+            </w:r>
+          </w:p>
+        </w:tc>
+        <w:tc>
+          <w:tcPr>
+            <w:tcW w:type="dxa" w:w="1500"/>
+            <w:shd w:fill="DCE6F2" w:val="clear"/>
+            <w:tcMar>
+              <w:top w:type="dxa" w:w="60"/>
+              <w:left w:type="dxa" w:w="100"/>
+              <w:bottom w:type="dxa" w:w="60"/>
+              <w:right w:type="dxa" w:w="100"/>
+            </w:tcMar>
+          </w:tcPr>
+          <w:p>
+            <w:pPr>
+              <w:spacing w:after="0"/>
+              <w:jc w:val="left"/>
+            </w:pPr>
+            <w:r>
+              <w:rPr>
+                <w:b/>
+                <w:bCs/>
+                <w:sz w:val="18"/>
+                <w:szCs w:val="18"/>
+              </w:rPr>
+              <w:t xml:space="preserve">Reference</w:t>
+            </w:r>
+          </w:p>
+        </w:tc>
+        <w:tc>
+          <w:tcPr>
+            <w:tcW w:type="dxa" w:w="1500"/>
+            <w:shd w:fill="DCE6F2" w:val="clear"/>
+            <w:tcMar>
+              <w:top w:type="dxa" w:w="60"/>
+              <w:left w:type="dxa" w:w="100"/>
+              <w:bottom w:type="dxa" w:w="60"/>
+              <w:right w:type="dxa" w:w="100"/>
+            </w:tcMar>
+          </w:tcPr>
+          <w:p>
+            <w:pPr>
+              <w:spacing w:after="0"/>
+              <w:jc w:val="left"/>
+            </w:pPr>
+            <w:r>
+              <w:rPr>
+                <w:b/>
+                <w:bCs/>
+                <w:sz w:val="18"/>
+                <w:szCs w:val="18"/>
+              </w:rPr>
+              <w:t xml:space="preserve">Calculated</w:t>
+            </w:r>
+          </w:p>
+        </w:tc>
+        <w:tc>
+          <w:tcPr>
+            <w:tcW w:type="dxa" w:w="1500"/>
+            <w:shd w:fill="DCE6F2" w:val="clear"/>
+            <w:tcMar>
+              <w:top w:type="dxa" w:w="60"/>
+              <w:left w:type="dxa" w:w="100"/>
+              <w:bottom w:type="dxa" w:w="60"/>
+              <w:right w:type="dxa" w:w="100"/>
+            </w:tcMar>
+          </w:tcPr>
+          <w:p>
+            <w:pPr>
+              <w:spacing w:after="0"/>
+              <w:jc w:val="left"/>
+            </w:pPr>
+            <w:r>
+              <w:rPr>
+                <w:b/>
+                <w:bCs/>
+                <w:sz w:val="18"/>
+                <w:szCs w:val="18"/>
+              </w:rPr>
+              <w:t xml:space="preserve">Diff %</w:t>
+            </w:r>
+          </w:p>
+        </w:tc>
+        <w:tc>
+          <w:tcPr>
+            <w:tcW w:type="dxa" w:w="1000"/>
+            <w:shd w:fill="DCE6F2" w:val="clear"/>
+            <w:tcMar>
+              <w:top w:type="dxa" w:w="60"/>
+              <w:left w:type="dxa" w:w="100"/>
+              <w:bottom w:type="dxa" w:w="60"/>
+              <w:right w:type="dxa" w:w="100"/>
+            </w:tcMar>
+          </w:tcPr>
+          <w:p>
+            <w:pPr>
+              <w:spacing w:after="0"/>
+              <w:jc w:val="left"/>
+            </w:pPr>
+            <w:r>
+              <w:rPr>
+                <w:b/>
+                <w:bCs/>
+                <w:sz w:val="18"/>
+                <w:szCs w:val="18"/>
+              </w:rPr>
+              <w:t xml:space="preserve">Result</w:t>
+            </w:r>
+          </w:p>
+        </w:tc>
+      </w:tr>
+      <w:tr>
+        <w:trPr>
+          <w:cantSplit/>
+        </w:trPr>
+        <w:tc>
+          <w:tcPr>
+            <w:tcW w:type="dxa" w:w="3500"/>
+            <w:tcMar>
+              <w:top w:type="dxa" w:w="60"/>
+              <w:left w:type="dxa" w:w="100"/>
+              <w:bottom w:type="dxa" w:w="60"/>
+              <w:right w:type="dxa" w:w="100"/>
+            </w:tcMar>
+          </w:tcPr>
+          <w:p>
+            <w:pPr>
+              <w:spacing w:after="0"/>
+              <w:jc w:val="left"/>
+            </w:pPr>
+            <w:r>
+              <w:rPr>
+                <w:b w:val="false"/>
+                <w:bCs w:val="false"/>
+                <w:sz w:val="18"/>
+                <w:szCs w:val="18"/>
+              </w:rPr>
+              <w:t xml:space="preserve">Annex B, S_Hmin = S_Fmin = 1: power [kW]</w:t>
+            </w:r>
+          </w:p>
+        </w:tc>
+        <w:tc>
+          <w:tcPr>
+            <w:tcW w:type="dxa" w:w="1500"/>
+            <w:tcMar>
+              <w:top w:type="dxa" w:w="60"/>
+              <w:left w:type="dxa" w:w="100"/>
+              <w:bottom w:type="dxa" w:w="60"/>
+              <w:right w:type="dxa" w:w="100"/>
+            </w:tcMar>
+          </w:tcPr>
+          <w:p>
+            <w:pPr>
+              <w:spacing w:after="0"/>
+              <w:jc w:val="left"/>
+            </w:pPr>
+            <w:r>
+              <w:rPr>
+                <w:b w:val="false"/>
+                <w:bCs w:val="false"/>
+                <w:sz w:val="18"/>
+                <w:szCs w:val="18"/>
+              </w:rPr>
+              <w:t xml:space="preserve">281.736437</w:t>
+            </w:r>
+          </w:p>
+        </w:tc>
+        <w:tc>
+          <w:tcPr>
+            <w:tcW w:type="dxa" w:w="1500"/>
+            <w:tcMar>
+              <w:top w:type="dxa" w:w="60"/>
+              <w:left w:type="dxa" w:w="100"/>
+              <w:bottom w:type="dxa" w:w="60"/>
+              <w:right w:type="dxa" w:w="100"/>
+            </w:tcMar>
+          </w:tcPr>
+          <w:p>
+            <w:pPr>
+              <w:spacing w:after="0"/>
+              <w:jc w:val="left"/>
+            </w:pPr>
+            <w:r>
+              <w:rPr>
+                <w:b w:val="false"/>
+                <w:bCs w:val="false"/>
+                <w:sz w:val="18"/>
+                <w:szCs w:val="18"/>
+              </w:rPr>
+              <w:t xml:space="preserve">281.736399</w:t>
+            </w:r>
+          </w:p>
+        </w:tc>
+        <w:tc>
+          <w:tcPr>
+            <w:tcW w:type="dxa" w:w="1500"/>
+            <w:tcMar>
+              <w:top w:type="dxa" w:w="60"/>
+              <w:left w:type="dxa" w:w="100"/>
+              <w:bottom w:type="dxa" w:w="60"/>
+              <w:right w:type="dxa" w:w="100"/>
+            </w:tcMar>
+          </w:tcPr>
+          <w:p>
+            <w:pPr>
+              <w:spacing w:after="0"/>
+              <w:jc w:val="left"/>
+            </w:pPr>
+            <w:r>
+              <w:rPr>
+                <w:b w:val="false"/>
+                <w:bCs w:val="false"/>
+                <w:sz w:val="18"/>
+                <w:szCs w:val="18"/>
+              </w:rPr>
+              <w:t xml:space="preserve">-0.0000</w:t>
+            </w:r>
+          </w:p>
+        </w:tc>
+        <w:tc>
+          <w:tcPr>
+            <w:tcW w:type="dxa" w:w="1000"/>
+            <w:tcMar>
+              <w:top w:type="dxa" w:w="60"/>
+              <w:left w:type="dxa" w:w="100"/>
+              <w:bottom w:type="dxa" w:w="60"/>
+              <w:right w:type="dxa" w:w="100"/>
+            </w:tcMar>
+          </w:tcPr>
+          <w:p>
+            <w:pPr>
+              <w:spacing w:after="0"/>
+              <w:jc w:val="left"/>
+            </w:pPr>
+            <w:r>
+              <w:rPr>
+                <w:b w:val="false"/>
+                <w:bCs w:val="false"/>
+                <w:sz w:val="18"/>
+                <w:szCs w:val="18"/>
+              </w:rPr>
+              <w:t xml:space="preserve">PASS</w:t>
+            </w:r>
+          </w:p>
+        </w:tc>
+      </w:tr>
+      <w:tr>
+        <w:trPr>
+          <w:cantSplit/>
+        </w:trPr>
+        <w:tc>
+          <w:tcPr>
+            <w:tcW w:type="dxa" w:w="3500"/>
+            <w:tcMar>
+              <w:top w:type="dxa" w:w="60"/>
+              <w:left w:type="dxa" w:w="100"/>
+              <w:bottom w:type="dxa" w:w="60"/>
+              <w:right w:type="dxa" w:w="100"/>
+            </w:tcMar>
+          </w:tcPr>
+          <w:p>
+            <w:pPr>
+              <w:spacing w:after="0"/>
+              <w:jc w:val="left"/>
+            </w:pPr>
+            <w:r>
+              <w:rPr>
+                <w:b w:val="false"/>
+                <w:bCs w:val="false"/>
+                <w:sz w:val="18"/>
+                <w:szCs w:val="18"/>
+              </w:rPr>
+              <w:t xml:space="preserve">Annex B, S_Hmin = 1.114417: power [kW]</w:t>
+            </w:r>
+          </w:p>
+        </w:tc>
+        <w:tc>
+          <w:tcPr>
+            <w:tcW w:type="dxa" w:w="1500"/>
+            <w:tcMar>
+              <w:top w:type="dxa" w:w="60"/>
+              <w:left w:type="dxa" w:w="100"/>
+              <w:bottom w:type="dxa" w:w="60"/>
+              <w:right w:type="dxa" w:w="100"/>
+            </w:tcMar>
+          </w:tcPr>
+          <w:p>
+            <w:pPr>
+              <w:spacing w:after="0"/>
+              <w:jc w:val="left"/>
+            </w:pPr>
+            <w:r>
+              <w:rPr>
+                <w:b w:val="false"/>
+                <w:bCs w:val="false"/>
+                <w:sz w:val="18"/>
+                <w:szCs w:val="18"/>
+              </w:rPr>
+              <w:t xml:space="preserve">226.854406</w:t>
+            </w:r>
+          </w:p>
+        </w:tc>
+        <w:tc>
+          <w:tcPr>
+            <w:tcW w:type="dxa" w:w="1500"/>
+            <w:tcMar>
+              <w:top w:type="dxa" w:w="60"/>
+              <w:left w:type="dxa" w:w="100"/>
+              <w:bottom w:type="dxa" w:w="60"/>
+              <w:right w:type="dxa" w:w="100"/>
+            </w:tcMar>
+          </w:tcPr>
+          <w:p>
+            <w:pPr>
+              <w:spacing w:after="0"/>
+              <w:jc w:val="left"/>
+            </w:pPr>
+            <w:r>
+              <w:rPr>
+                <w:b w:val="false"/>
+                <w:bCs w:val="false"/>
+                <w:sz w:val="18"/>
+                <w:szCs w:val="18"/>
+              </w:rPr>
+              <w:t xml:space="preserve">226.854554</w:t>
+            </w:r>
+          </w:p>
+        </w:tc>
+        <w:tc>
+          <w:tcPr>
+            <w:tcW w:type="dxa" w:w="1500"/>
+            <w:tcMar>
+              <w:top w:type="dxa" w:w="60"/>
+              <w:left w:type="dxa" w:w="100"/>
+              <w:bottom w:type="dxa" w:w="60"/>
+              <w:right w:type="dxa" w:w="100"/>
+            </w:tcMar>
+          </w:tcPr>
+          <w:p>
+            <w:pPr>
+              <w:spacing w:after="0"/>
+              <w:jc w:val="left"/>
+            </w:pPr>
+            <w:r>
+              <w:rPr>
+                <w:b w:val="false"/>
+                <w:bCs w:val="false"/>
+                <w:sz w:val="18"/>
+                <w:szCs w:val="18"/>
+              </w:rPr>
+              <w:t xml:space="preserve">0.0001</w:t>
+            </w:r>
+          </w:p>
+        </w:tc>
+        <w:tc>
+          <w:tcPr>
+            <w:tcW w:type="dxa" w:w="1000"/>
+            <w:tcMar>
+              <w:top w:type="dxa" w:w="60"/>
+              <w:left w:type="dxa" w:w="100"/>
+              <w:bottom w:type="dxa" w:w="60"/>
+              <w:right w:type="dxa" w:w="100"/>
+            </w:tcMar>
+          </w:tcPr>
+          <w:p>
+            <w:pPr>
+              <w:spacing w:after="0"/>
+              <w:jc w:val="left"/>
+            </w:pPr>
+            <w:r>
+              <w:rPr>
+                <w:b w:val="false"/>
+                <w:bCs w:val="false"/>
+                <w:sz w:val="18"/>
+                <w:szCs w:val="18"/>
+              </w:rPr>
+              <w:t xml:space="preserve">PASS</w:t>
+            </w:r>
+          </w:p>
+        </w:tc>
+      </w:tr>
+      <w:tr>
+        <w:trPr>
+          <w:cantSplit/>
+        </w:trPr>
+        <w:tc>
+          <w:tcPr>
+            <w:tcW w:type="dxa" w:w="3500"/>
+            <w:tcMar>
+              <w:top w:type="dxa" w:w="60"/>
+              <w:left w:type="dxa" w:w="100"/>
+              <w:bottom w:type="dxa" w:w="60"/>
+              <w:right w:type="dxa" w:w="100"/>
+            </w:tcMar>
+          </w:tcPr>
+          <w:p>
+            <w:pPr>
+              <w:spacing w:after="0"/>
+              <w:jc w:val="left"/>
+            </w:pPr>
+            <w:r>
+              <w:rPr>
+                <w:b w:val="false"/>
+                <w:bCs w:val="false"/>
+                <w:sz w:val="18"/>
+                <w:szCs w:val="18"/>
+              </w:rPr>
+              <w:t xml:space="preserve">Annex B, S_Hmin = 1.114417: pinion torque [Nm]</w:t>
+            </w:r>
+          </w:p>
+        </w:tc>
+        <w:tc>
+          <w:tcPr>
+            <w:tcW w:type="dxa" w:w="1500"/>
+            <w:tcMar>
+              <w:top w:type="dxa" w:w="60"/>
+              <w:left w:type="dxa" w:w="100"/>
+              <w:bottom w:type="dxa" w:w="60"/>
+              <w:right w:type="dxa" w:w="100"/>
+            </w:tcMar>
+          </w:tcPr>
+          <w:p>
+            <w:pPr>
+              <w:spacing w:after="0"/>
+              <w:jc w:val="left"/>
+            </w:pPr>
+            <w:r>
+              <w:rPr>
+                <w:b w:val="false"/>
+                <w:bCs w:val="false"/>
+                <w:sz w:val="18"/>
+                <w:szCs w:val="18"/>
+              </w:rPr>
+              <w:t xml:space="preserve">1494</w:t>
+            </w:r>
+          </w:p>
+        </w:tc>
+        <w:tc>
+          <w:tcPr>
+            <w:tcW w:type="dxa" w:w="1500"/>
+            <w:tcMar>
+              <w:top w:type="dxa" w:w="60"/>
+              <w:left w:type="dxa" w:w="100"/>
+              <w:bottom w:type="dxa" w:w="60"/>
+              <w:right w:type="dxa" w:w="100"/>
+            </w:tcMar>
+          </w:tcPr>
+          <w:p>
+            <w:pPr>
+              <w:spacing w:after="0"/>
+              <w:jc w:val="left"/>
+            </w:pPr>
+            <w:r>
+              <w:rPr>
+                <w:b w:val="false"/>
+                <w:bCs w:val="false"/>
+                <w:sz w:val="18"/>
+                <w:szCs w:val="18"/>
+              </w:rPr>
+              <w:t xml:space="preserve">1494.00098</w:t>
+            </w:r>
+          </w:p>
+        </w:tc>
+        <w:tc>
+          <w:tcPr>
+            <w:tcW w:type="dxa" w:w="1500"/>
+            <w:tcMar>
+              <w:top w:type="dxa" w:w="60"/>
+              <w:left w:type="dxa" w:w="100"/>
+              <w:bottom w:type="dxa" w:w="60"/>
+              <w:right w:type="dxa" w:w="100"/>
+            </w:tcMar>
+          </w:tcPr>
+          <w:p>
+            <w:pPr>
+              <w:spacing w:after="0"/>
+              <w:jc w:val="left"/>
+            </w:pPr>
+            <w:r>
+              <w:rPr>
+                <w:b w:val="false"/>
+                <w:bCs w:val="false"/>
+                <w:sz w:val="18"/>
+                <w:szCs w:val="18"/>
+              </w:rPr>
+              <w:t xml:space="preserve">0.0001</w:t>
+            </w:r>
+          </w:p>
+        </w:tc>
+        <w:tc>
+          <w:tcPr>
+            <w:tcW w:type="dxa" w:w="1000"/>
+            <w:tcMar>
+              <w:top w:type="dxa" w:w="60"/>
+              <w:left w:type="dxa" w:w="100"/>
+              <w:bottom w:type="dxa" w:w="60"/>
+              <w:right w:type="dxa" w:w="100"/>
+            </w:tcMar>
+          </w:tcPr>
+          <w:p>
+            <w:pPr>
+              <w:spacing w:after="0"/>
+              <w:jc w:val="left"/>
+            </w:pPr>
+            <w:r>
+              <w:rPr>
+                <w:b w:val="false"/>
+                <w:bCs w:val="false"/>
+                <w:sz w:val="18"/>
+                <w:szCs w:val="18"/>
+              </w:rPr>
+              <w:t xml:space="preserve">PASS</w:t>
+            </w:r>
+          </w:p>
+        </w:tc>
+      </w:tr>
+      <w:tr>
+        <w:trPr>
+          <w:cantSplit/>
+        </w:trPr>
+        <w:tc>
+          <w:tcPr>
+            <w:tcW w:type="dxa" w:w="3500"/>
+            <w:tcMar>
+              <w:top w:type="dxa" w:w="60"/>
+              <w:left w:type="dxa" w:w="100"/>
+              <w:bottom w:type="dxa" w:w="60"/>
+              <w:right w:type="dxa" w:w="100"/>
+            </w:tcMar>
+          </w:tcPr>
+          <w:p>
+            <w:pPr>
+              <w:spacing w:after="0"/>
+              <w:jc w:val="left"/>
+            </w:pPr>
+            <w:r>
+              <w:rPr>
+                <w:b w:val="false"/>
+                <w:bCs w:val="false"/>
+                <w:sz w:val="18"/>
+                <w:szCs w:val="18"/>
+              </w:rPr>
+              <w:t xml:space="preserve">Annex B, S_Fmin = 1.38095: power [kW]</w:t>
+            </w:r>
+          </w:p>
+        </w:tc>
+        <w:tc>
+          <w:tcPr>
+            <w:tcW w:type="dxa" w:w="1500"/>
+            <w:tcMar>
+              <w:top w:type="dxa" w:w="60"/>
+              <w:left w:type="dxa" w:w="100"/>
+              <w:bottom w:type="dxa" w:w="60"/>
+              <w:right w:type="dxa" w:w="100"/>
+            </w:tcMar>
+          </w:tcPr>
+          <w:p>
+            <w:pPr>
+              <w:spacing w:after="0"/>
+              <w:jc w:val="left"/>
+            </w:pPr>
+            <w:r>
+              <w:rPr>
+                <w:b w:val="false"/>
+                <w:bCs w:val="false"/>
+                <w:sz w:val="18"/>
+                <w:szCs w:val="18"/>
+              </w:rPr>
+              <w:t xml:space="preserve">226.854406</w:t>
+            </w:r>
+          </w:p>
+        </w:tc>
+        <w:tc>
+          <w:tcPr>
+            <w:tcW w:type="dxa" w:w="1500"/>
+            <w:tcMar>
+              <w:top w:type="dxa" w:w="60"/>
+              <w:left w:type="dxa" w:w="100"/>
+              <w:bottom w:type="dxa" w:w="60"/>
+              <w:right w:type="dxa" w:w="100"/>
+            </w:tcMar>
+          </w:tcPr>
+          <w:p>
+            <w:pPr>
+              <w:spacing w:after="0"/>
+              <w:jc w:val="left"/>
+            </w:pPr>
+            <w:r>
+              <w:rPr>
+                <w:b w:val="false"/>
+                <w:bCs w:val="false"/>
+                <w:sz w:val="18"/>
+                <w:szCs w:val="18"/>
+              </w:rPr>
+              <w:t xml:space="preserve">226.854288</w:t>
+            </w:r>
+          </w:p>
+        </w:tc>
+        <w:tc>
+          <w:tcPr>
+            <w:tcW w:type="dxa" w:w="1500"/>
+            <w:tcMar>
+              <w:top w:type="dxa" w:w="60"/>
+              <w:left w:type="dxa" w:w="100"/>
+              <w:bottom w:type="dxa" w:w="60"/>
+              <w:right w:type="dxa" w:w="100"/>
+            </w:tcMar>
+          </w:tcPr>
+          <w:p>
+            <w:pPr>
+              <w:spacing w:after="0"/>
+              <w:jc w:val="left"/>
+            </w:pPr>
+            <w:r>
+              <w:rPr>
+                <w:b w:val="false"/>
+                <w:bCs w:val="false"/>
+                <w:sz w:val="18"/>
+                <w:szCs w:val="18"/>
+              </w:rPr>
+              <w:t xml:space="preserve">-0.0001</w:t>
+            </w:r>
+          </w:p>
+        </w:tc>
+        <w:tc>
+          <w:tcPr>
+            <w:tcW w:type="dxa" w:w="1000"/>
+            <w:tcMar>
+              <w:top w:type="dxa" w:w="60"/>
+              <w:left w:type="dxa" w:w="100"/>
+              <w:bottom w:type="dxa" w:w="60"/>
+              <w:right w:type="dxa" w:w="100"/>
+            </w:tcMar>
+          </w:tcPr>
+          <w:p>
+            <w:pPr>
+              <w:spacing w:after="0"/>
+              <w:jc w:val="left"/>
+            </w:pPr>
+            <w:r>
+              <w:rPr>
+                <w:b w:val="false"/>
+                <w:bCs w:val="false"/>
+                <w:sz w:val="18"/>
+                <w:szCs w:val="18"/>
+              </w:rPr>
+              <w:t xml:space="preserve">PASS</w:t>
+            </w:r>
+          </w:p>
+        </w:tc>
+      </w:tr>
+    </w:tbl>
+    <w:p>
+      <w:pPr>
+        <w:spacing w:after="120"/>
+      </w:pPr>
+    </w:p>
+    <w:p>
+      <w:pPr>
+        <w:pStyle w:val="Heading2"/>
+        <w:spacing w:after="120" w:before="260"/>
+      </w:pPr>
+      <w:r>
+        <w:t xml:space="preserve">7.5 Paths without published reference values</w:t>
       </w:r>
     </w:p>
     <w:p>
